--- a/manuscripts/custom-reference.docx
+++ b/manuscripts/custom-reference.docx
@@ -328,7 +328,7 @@
           <w:bottom w:w="0" w:type="dxa"/>
           <w:right w:w="108" w:type="dxa"/>
         </w:tblCellMar>
-        <w:tblLook w:firstRow="1"/>
+        <w:tblLook w:firstRow="1" w:val="07e0"/>
       </w:tblPr>
       <w:tblGrid>
         <w:gridCol w:w="4679"/>
@@ -351,6 +351,7 @@
             <w:pPr>
               <w:pStyle w:val="Compact"/>
               <w:widowControl/>
+              <w:suppressAutoHyphens w:val="true"/>
               <w:spacing w:before="36" w:after="36"/>
               <w:jc w:val="left"/>
               <w:rPr>
@@ -383,6 +384,7 @@
             <w:pPr>
               <w:pStyle w:val="Compact"/>
               <w:widowControl/>
+              <w:suppressAutoHyphens w:val="true"/>
               <w:spacing w:before="36" w:after="36"/>
               <w:jc w:val="left"/>
               <w:rPr>
@@ -415,6 +417,7 @@
             <w:pPr>
               <w:pStyle w:val="Compact"/>
               <w:widowControl/>
+              <w:suppressAutoHyphens w:val="true"/>
               <w:spacing w:before="36" w:after="36"/>
               <w:jc w:val="left"/>
               <w:rPr>
@@ -444,6 +447,7 @@
             <w:pPr>
               <w:pStyle w:val="Compact"/>
               <w:widowControl/>
+              <w:suppressAutoHyphens w:val="true"/>
               <w:spacing w:before="36" w:after="36"/>
               <w:jc w:val="left"/>
               <w:rPr>
@@ -635,6 +639,7 @@
     <w:qFormat/>
     <w:pPr>
       <w:widowControl/>
+      <w:suppressAutoHyphens w:val="true"/>
       <w:bidi w:val="0"/>
       <w:spacing w:before="0" w:after="200"/>
       <w:jc w:val="left"/>
@@ -1042,9 +1047,16 @@
     <w:qFormat/>
     <w:rPr/>
   </w:style>
+  <w:style w:type="character" w:styleId="FootnoteCharactersuser">
+    <w:name w:val="Footnote Characters (user)"/>
+    <w:basedOn w:val="BodyTextChar"/>
+    <w:qFormat/>
+    <w:rPr>
+      <w:vertAlign w:val="superscript"/>
+    </w:rPr>
+  </w:style>
   <w:style w:type="character" w:styleId="FootnoteCharacters">
     <w:name w:val="Footnote Characters"/>
-    <w:basedOn w:val="BodyTextChar"/>
     <w:qFormat/>
     <w:rPr>
       <w:vertAlign w:val="superscript"/>
@@ -1144,14 +1156,21 @@
       <w:szCs w:val="20"/>
     </w:rPr>
   </w:style>
+  <w:style w:type="character" w:styleId="EndnoteCharacters">
+    <w:name w:val="Endnote Characters"/>
+    <w:qFormat/>
+    <w:rPr>
+      <w:vertAlign w:val="superscript"/>
+    </w:rPr>
+  </w:style>
   <w:style w:type="character" w:styleId="EndnoteReference">
     <w:name w:val="endnote reference"/>
     <w:rPr>
       <w:vertAlign w:val="superscript"/>
     </w:rPr>
   </w:style>
-  <w:style w:type="character" w:styleId="EndnoteCharacters">
-    <w:name w:val="Endnote Characters"/>
+  <w:style w:type="character" w:styleId="EndnoteCharactersuser">
+    <w:name w:val="Endnote Characters (user)"/>
     <w:qFormat/>
     <w:rPr/>
   </w:style>
@@ -1176,7 +1195,7 @@
     <w:link w:val="BodyTextChar"/>
     <w:qFormat/>
     <w:pPr>
-      <w:spacing w:lineRule="auto" w:line="480" w:before="180" w:after="180"/>
+      <w:spacing w:lineRule="auto" w:line="480" w:before="0" w:after="590"/>
     </w:pPr>
     <w:rPr/>
   </w:style>
@@ -1675,6 +1694,7 @@
     <w:rsid w:val="23217492"/>
     <w:pPr>
       <w:widowControl/>
+      <w:suppressAutoHyphens w:val="true"/>
       <w:bidi w:val="0"/>
       <w:spacing w:before="0" w:after="0"/>
       <w:jc w:val="left"/>

--- a/manuscripts/custom-reference.docx
+++ b/manuscripts/custom-reference.docx
@@ -6,10 +6,7 @@
       <w:pPr>
         <w:pStyle w:val="Title"/>
         <w:rPr>
-          <w:b/>
-          <w:bCs/>
-          <w:sz w:val="32"/>
-          <w:szCs w:val="32"/>
+          <w:rFonts w:ascii="Liberation Serif" w:hAnsi="Liberation Serif"/>
         </w:rPr>
       </w:pPr>
       <w:r>
@@ -21,220 +18,217 @@
       <w:pPr>
         <w:pStyle w:val="Subtitle"/>
         <w:rPr>
+          <w:rFonts w:ascii="Liberation Serif" w:hAnsi="Liberation Serif"/>
+        </w:rPr>
+      </w:pPr>
+      <w:r>
+        <w:rPr/>
+        <w:t>Subtitle</w:t>
+      </w:r>
+    </w:p>
+    <w:p>
+      <w:pPr>
+        <w:pStyle w:val="Author"/>
+        <w:rPr>
+          <w:rFonts w:ascii="Liberation Serif" w:hAnsi="Liberation Serif"/>
+        </w:rPr>
+      </w:pPr>
+      <w:r>
+        <w:rPr/>
+        <w:t>Author</w:t>
+      </w:r>
+    </w:p>
+    <w:p>
+      <w:pPr>
+        <w:pStyle w:val="Date"/>
+        <w:rPr>
+          <w:rFonts w:ascii="Liberation Serif" w:hAnsi="Liberation Serif"/>
+        </w:rPr>
+      </w:pPr>
+      <w:r>
+        <w:rPr/>
+        <w:t>Date</w:t>
+      </w:r>
+    </w:p>
+    <w:p>
+      <w:pPr>
+        <w:pStyle w:val="BodyText"/>
+        <w:rPr>
+          <w:rFonts w:ascii="Liberation Serif" w:hAnsi="Liberation Serif"/>
+        </w:rPr>
+      </w:pPr>
+      <w:r>
+        <w:rPr>
+          <w:rFonts w:ascii="Liberation Serif" w:hAnsi="Liberation Serif"/>
+        </w:rPr>
+      </w:r>
+    </w:p>
+    <w:p>
+      <w:pPr>
+        <w:pStyle w:val="Abstract"/>
+        <w:rPr>
+          <w:rFonts w:ascii="Liberation Serif" w:hAnsi="Liberation Serif"/>
+        </w:rPr>
+      </w:pPr>
+      <w:r>
+        <w:rPr>
+          <w:rFonts w:ascii="Liberation Serif" w:hAnsi="Liberation Serif"/>
+        </w:rPr>
+        <w:t>Abstract</w:t>
+      </w:r>
+    </w:p>
+    <w:p>
+      <w:pPr>
+        <w:pStyle w:val="Heading1"/>
+        <w:rPr>
+          <w:rFonts w:ascii="Liberation Serif" w:hAnsi="Liberation Serif"/>
+        </w:rPr>
+      </w:pPr>
+      <w:bookmarkStart w:id="0" w:name="heading-1"/>
+      <w:r>
+        <w:rPr>
+          <w:rFonts w:ascii="Liberation Serif" w:hAnsi="Liberation Serif"/>
+        </w:rPr>
+        <w:t>Heading 1</w:t>
+      </w:r>
+      <w:bookmarkEnd w:id="0"/>
+    </w:p>
+    <w:p>
+      <w:pPr>
+        <w:pStyle w:val="Heading2"/>
+        <w:rPr>
+          <w:rFonts w:ascii="Liberation Serif" w:hAnsi="Liberation Serif"/>
+        </w:rPr>
+      </w:pPr>
+      <w:bookmarkStart w:id="1" w:name="heading-2"/>
+      <w:r>
+        <w:rPr>
+          <w:rFonts w:ascii="Liberation Serif" w:hAnsi="Liberation Serif"/>
+        </w:rPr>
+        <w:t>Heading 2</w:t>
+      </w:r>
+      <w:bookmarkEnd w:id="1"/>
+    </w:p>
+    <w:p>
+      <w:pPr>
+        <w:pStyle w:val="Heading3"/>
+        <w:rPr>
+          <w:rFonts w:ascii="Liberation Serif" w:hAnsi="Liberation Serif"/>
+        </w:rPr>
+      </w:pPr>
+      <w:bookmarkStart w:id="2" w:name="heading-3"/>
+      <w:r>
+        <w:rPr>
+          <w:rFonts w:ascii="Liberation Serif" w:hAnsi="Liberation Serif"/>
+        </w:rPr>
+        <w:t>Heading 3</w:t>
+      </w:r>
+      <w:bookmarkEnd w:id="2"/>
+    </w:p>
+    <w:p>
+      <w:pPr>
+        <w:pStyle w:val="Heading4"/>
+        <w:rPr>
+          <w:rFonts w:ascii="Liberation Serif" w:hAnsi="Liberation Serif"/>
+        </w:rPr>
+      </w:pPr>
+      <w:bookmarkStart w:id="3" w:name="heading-4"/>
+      <w:r>
+        <w:rPr>
+          <w:rFonts w:ascii="Liberation Serif" w:hAnsi="Liberation Serif"/>
           <w:sz w:val="24"/>
           <w:szCs w:val="24"/>
         </w:rPr>
-      </w:pPr>
-      <w:r>
-        <w:rPr/>
-        <w:t>Subtitle</w:t>
-      </w:r>
-    </w:p>
-    <w:p>
-      <w:pPr>
-        <w:pStyle w:val="Author"/>
-        <w:rPr>
-          <w:b w:val="false"/>
-          <w:bCs w:val="false"/>
+        <w:t>Heading 4</w:t>
+      </w:r>
+      <w:bookmarkEnd w:id="3"/>
+    </w:p>
+    <w:p>
+      <w:pPr>
+        <w:pStyle w:val="Heading5"/>
+        <w:rPr>
+          <w:rFonts w:ascii="Liberation Serif" w:hAnsi="Liberation Serif"/>
+        </w:rPr>
+      </w:pPr>
+      <w:bookmarkStart w:id="4" w:name="heading-5"/>
+      <w:r>
+        <w:rPr>
+          <w:rFonts w:ascii="Liberation Serif" w:hAnsi="Liberation Serif"/>
           <w:sz w:val="24"/>
           <w:szCs w:val="24"/>
         </w:rPr>
-      </w:pPr>
-      <w:r>
-        <w:rPr/>
-        <w:t>Author</w:t>
-      </w:r>
-    </w:p>
-    <w:p>
-      <w:pPr>
-        <w:pStyle w:val="Date"/>
-        <w:rPr>
-          <w:b w:val="false"/>
-          <w:bCs w:val="false"/>
+        <w:t>Heading 5</w:t>
+      </w:r>
+      <w:bookmarkEnd w:id="4"/>
+    </w:p>
+    <w:p>
+      <w:pPr>
+        <w:pStyle w:val="Heading6"/>
+        <w:rPr>
+          <w:rFonts w:ascii="Liberation Serif" w:hAnsi="Liberation Serif"/>
+        </w:rPr>
+      </w:pPr>
+      <w:bookmarkStart w:id="5" w:name="heading-6"/>
+      <w:r>
+        <w:rPr>
+          <w:rFonts w:ascii="Liberation Serif" w:hAnsi="Liberation Serif"/>
           <w:sz w:val="24"/>
           <w:szCs w:val="24"/>
         </w:rPr>
-      </w:pPr>
-      <w:r>
-        <w:rPr/>
-        <w:t>Date</w:t>
-      </w:r>
-    </w:p>
-    <w:p>
-      <w:pPr>
-        <w:pStyle w:val="BodyText"/>
-        <w:rPr/>
-      </w:pPr>
-      <w:r>
-        <w:rPr/>
-      </w:r>
-    </w:p>
-    <w:p>
-      <w:pPr>
-        <w:pStyle w:val="Abstract"/>
-        <w:rPr>
+        <w:t>Heading 6</w:t>
+      </w:r>
+      <w:bookmarkEnd w:id="5"/>
+    </w:p>
+    <w:p>
+      <w:pPr>
+        <w:pStyle w:val="Heading7"/>
+        <w:rPr>
+          <w:rFonts w:ascii="Liberation Serif" w:hAnsi="Liberation Serif"/>
+        </w:rPr>
+      </w:pPr>
+      <w:bookmarkStart w:id="6" w:name="heading-7"/>
+      <w:r>
+        <w:rPr>
+          <w:rFonts w:ascii="Liberation Serif" w:hAnsi="Liberation Serif"/>
           <w:sz w:val="24"/>
           <w:szCs w:val="24"/>
         </w:rPr>
-      </w:pPr>
-      <w:r>
-        <w:rPr/>
-        <w:t>Abstract</w:t>
-      </w:r>
-    </w:p>
-    <w:p>
-      <w:pPr>
-        <w:pStyle w:val="Heading1"/>
-        <w:rPr>
-          <w:b/>
-          <w:bCs/>
-          <w:sz w:val="32"/>
-          <w:szCs w:val="32"/>
-        </w:rPr>
-      </w:pPr>
-      <w:bookmarkStart w:id="0" w:name="heading-1"/>
-      <w:r>
-        <w:rPr/>
-        <w:t>Heading 1</w:t>
-      </w:r>
-      <w:bookmarkEnd w:id="0"/>
-    </w:p>
-    <w:p>
-      <w:pPr>
-        <w:pStyle w:val="Heading2"/>
-        <w:rPr>
-          <w:b/>
-          <w:bCs/>
-          <w:sz w:val="32"/>
-          <w:szCs w:val="32"/>
-        </w:rPr>
-      </w:pPr>
-      <w:bookmarkStart w:id="1" w:name="heading-2"/>
-      <w:r>
-        <w:rPr/>
-        <w:t>Heading 2</w:t>
-      </w:r>
-      <w:bookmarkEnd w:id="1"/>
-    </w:p>
-    <w:p>
-      <w:pPr>
-        <w:pStyle w:val="Heading3"/>
-        <w:rPr>
+        <w:t>Heading 7</w:t>
+      </w:r>
+      <w:bookmarkEnd w:id="6"/>
+    </w:p>
+    <w:p>
+      <w:pPr>
+        <w:pStyle w:val="Heading8"/>
+        <w:rPr>
+          <w:rFonts w:ascii="Liberation Serif" w:hAnsi="Liberation Serif"/>
+        </w:rPr>
+      </w:pPr>
+      <w:bookmarkStart w:id="7" w:name="heading-8"/>
+      <w:r>
+        <w:rPr>
+          <w:rFonts w:ascii="Liberation Serif" w:hAnsi="Liberation Serif"/>
           <w:sz w:val="24"/>
           <w:szCs w:val="24"/>
         </w:rPr>
-      </w:pPr>
-      <w:bookmarkStart w:id="2" w:name="heading-3"/>
-      <w:r>
-        <w:rPr/>
-        <w:t>Heading 3</w:t>
-      </w:r>
-      <w:bookmarkEnd w:id="2"/>
-    </w:p>
-    <w:p>
-      <w:pPr>
-        <w:pStyle w:val="Heading4"/>
-        <w:rPr>
+        <w:t>Heading 8</w:t>
+      </w:r>
+      <w:bookmarkEnd w:id="7"/>
+    </w:p>
+    <w:p>
+      <w:pPr>
+        <w:pStyle w:val="Heading9"/>
+        <w:rPr>
+          <w:rFonts w:ascii="Liberation Serif" w:hAnsi="Liberation Serif"/>
+        </w:rPr>
+      </w:pPr>
+      <w:bookmarkStart w:id="8" w:name="heading-9"/>
+      <w:r>
+        <w:rPr>
+          <w:rFonts w:ascii="Liberation Serif" w:hAnsi="Liberation Serif"/>
           <w:sz w:val="24"/>
           <w:szCs w:val="24"/>
         </w:rPr>
-      </w:pPr>
-      <w:bookmarkStart w:id="3" w:name="heading-4"/>
-      <w:r>
-        <w:rPr>
-          <w:sz w:val="24"/>
-          <w:szCs w:val="24"/>
-        </w:rPr>
-        <w:t>Heading 4</w:t>
-      </w:r>
-      <w:bookmarkEnd w:id="3"/>
-    </w:p>
-    <w:p>
-      <w:pPr>
-        <w:pStyle w:val="Heading5"/>
-        <w:rPr>
-          <w:sz w:val="24"/>
-          <w:szCs w:val="24"/>
-        </w:rPr>
-      </w:pPr>
-      <w:bookmarkStart w:id="4" w:name="heading-5"/>
-      <w:r>
-        <w:rPr>
-          <w:sz w:val="24"/>
-          <w:szCs w:val="24"/>
-        </w:rPr>
-        <w:t>Heading 5</w:t>
-      </w:r>
-      <w:bookmarkEnd w:id="4"/>
-    </w:p>
-    <w:p>
-      <w:pPr>
-        <w:pStyle w:val="Heading6"/>
-        <w:rPr>
-          <w:sz w:val="24"/>
-          <w:szCs w:val="24"/>
-        </w:rPr>
-      </w:pPr>
-      <w:bookmarkStart w:id="5" w:name="heading-6"/>
-      <w:r>
-        <w:rPr>
-          <w:sz w:val="24"/>
-          <w:szCs w:val="24"/>
-        </w:rPr>
-        <w:t>Heading 6</w:t>
-      </w:r>
-      <w:bookmarkEnd w:id="5"/>
-    </w:p>
-    <w:p>
-      <w:pPr>
-        <w:pStyle w:val="Heading7"/>
-        <w:rPr>
-          <w:sz w:val="24"/>
-          <w:szCs w:val="24"/>
-        </w:rPr>
-      </w:pPr>
-      <w:bookmarkStart w:id="6" w:name="heading-7"/>
-      <w:r>
-        <w:rPr>
-          <w:sz w:val="24"/>
-          <w:szCs w:val="24"/>
-        </w:rPr>
-        <w:t>Heading 7</w:t>
-      </w:r>
-      <w:bookmarkEnd w:id="6"/>
-    </w:p>
-    <w:p>
-      <w:pPr>
-        <w:pStyle w:val="Heading8"/>
-        <w:rPr>
-          <w:sz w:val="24"/>
-          <w:szCs w:val="24"/>
-        </w:rPr>
-      </w:pPr>
-      <w:bookmarkStart w:id="7" w:name="heading-8"/>
-      <w:r>
-        <w:rPr>
-          <w:sz w:val="24"/>
-          <w:szCs w:val="24"/>
-        </w:rPr>
-        <w:t>Heading 8</w:t>
-      </w:r>
-      <w:bookmarkEnd w:id="7"/>
-    </w:p>
-    <w:p>
-      <w:pPr>
-        <w:pStyle w:val="Heading9"/>
-        <w:rPr>
-          <w:sz w:val="24"/>
-          <w:szCs w:val="24"/>
-        </w:rPr>
-      </w:pPr>
-      <w:bookmarkStart w:id="8" w:name="heading-9"/>
-      <w:r>
-        <w:rPr>
-          <w:sz w:val="24"/>
-          <w:szCs w:val="24"/>
-        </w:rPr>
         <w:t>Heading 9</w:t>
       </w:r>
       <w:bookmarkEnd w:id="8"/>
@@ -243,42 +237,46 @@
       <w:pPr>
         <w:pStyle w:val="FirstParagraph"/>
         <w:rPr>
-          <w:sz w:val="24"/>
-          <w:szCs w:val="24"/>
-        </w:rPr>
-      </w:pPr>
-      <w:r>
+          <w:rFonts w:ascii="Liberation Serif" w:hAnsi="Liberation Serif"/>
+        </w:rPr>
+      </w:pPr>
+      <w:r>
+        <w:rPr>
+          <w:rFonts w:ascii="Liberation Serif" w:hAnsi="Liberation Serif"/>
+        </w:rPr>
+        <w:t>First Paragraph.</w:t>
+      </w:r>
+    </w:p>
+    <w:p>
+      <w:pPr>
+        <w:pStyle w:val="Bibliography"/>
         <w:rPr/>
-        <w:t>First Paragraph.</w:t>
-      </w:r>
-    </w:p>
-    <w:p>
-      <w:pPr>
-        <w:pStyle w:val="Bibliography"/>
-        <w:rPr>
-          <w:sz w:val="24"/>
-          <w:szCs w:val="24"/>
-        </w:rPr>
-      </w:pPr>
-      <w:r>
-        <w:rPr/>
+      </w:pPr>
+      <w:r>
+        <w:rPr>
+          <w:rFonts w:ascii="Liberation Serif" w:hAnsi="Liberation Serif"/>
+        </w:rPr>
         <w:t xml:space="preserve">Body Text. Body Text Char. Verbatim Char. </w:t>
       </w:r>
       <w:hyperlink r:id="rId2">
         <w:r>
           <w:rPr>
             <w:rStyle w:val="Hyperlink"/>
+            <w:rFonts w:ascii="Liberation Serif" w:hAnsi="Liberation Serif"/>
           </w:rPr>
           <w:t>Hyperlink</w:t>
         </w:r>
       </w:hyperlink>
       <w:r>
-        <w:rPr/>
+        <w:rPr>
+          <w:rFonts w:ascii="Liberation Serif" w:hAnsi="Liberation Serif"/>
+        </w:rPr>
         <w:t>. Footnote.</w:t>
       </w:r>
       <w:r>
         <w:rPr>
           <w:rStyle w:val="FootnoteReference"/>
+          <w:rFonts w:ascii="Liberation Serif" w:hAnsi="Liberation Serif"/>
         </w:rPr>
         <w:footnoteReference w:id="2"/>
       </w:r>
@@ -287,15 +285,15 @@
       <w:pPr>
         <w:pStyle w:val="BlockText"/>
         <w:rPr>
+          <w:rFonts w:ascii="Liberation Serif" w:hAnsi="Liberation Serif"/>
+        </w:rPr>
+      </w:pPr>
+      <w:r>
+        <w:rPr>
+          <w:rFonts w:ascii="Liberation Serif" w:hAnsi="Liberation Serif"/>
           <w:sz w:val="24"/>
           <w:szCs w:val="24"/>
         </w:rPr>
-      </w:pPr>
-      <w:r>
-        <w:rPr>
-          <w:sz w:val="24"/>
-          <w:szCs w:val="24"/>
-        </w:rPr>
         <w:t>Block Text.</w:t>
       </w:r>
     </w:p>
@@ -303,12 +301,12 @@
       <w:pPr>
         <w:pStyle w:val="TableCaption"/>
         <w:rPr>
-          <w:sz w:val="24"/>
-          <w:szCs w:val="24"/>
-        </w:rPr>
-      </w:pPr>
-      <w:r>
-        <w:rPr>
+          <w:rFonts w:ascii="Liberation Serif" w:hAnsi="Liberation Serif"/>
+        </w:rPr>
+      </w:pPr>
+      <w:r>
+        <w:rPr>
+          <w:rFonts w:ascii="Liberation Serif" w:hAnsi="Liberation Serif"/>
           <w:sz w:val="24"/>
           <w:szCs w:val="24"/>
         </w:rPr>
@@ -355,13 +353,12 @@
               <w:spacing w:before="36" w:after="36"/>
               <w:jc w:val="left"/>
               <w:rPr>
-                <w:sz w:val="24"/>
-                <w:szCs w:val="24"/>
+                <w:rFonts w:ascii="Liberation Serif" w:hAnsi="Liberation Serif"/>
               </w:rPr>
             </w:pPr>
             <w:r>
               <w:rPr>
-                <w:rFonts w:eastAsia="" w:cs=""/>
+                <w:rFonts w:eastAsia="" w:cs="" w:ascii="Liberation Serif" w:hAnsi="Liberation Serif"/>
                 <w:kern w:val="0"/>
                 <w:sz w:val="24"/>
                 <w:szCs w:val="24"/>
@@ -388,13 +385,12 @@
               <w:spacing w:before="36" w:after="36"/>
               <w:jc w:val="left"/>
               <w:rPr>
-                <w:sz w:val="24"/>
-                <w:szCs w:val="24"/>
+                <w:rFonts w:ascii="Liberation Serif" w:hAnsi="Liberation Serif"/>
               </w:rPr>
             </w:pPr>
             <w:r>
               <w:rPr>
-                <w:rFonts w:eastAsia="" w:cs=""/>
+                <w:rFonts w:eastAsia="" w:cs="" w:ascii="Liberation Serif" w:hAnsi="Liberation Serif"/>
                 <w:kern w:val="0"/>
                 <w:sz w:val="24"/>
                 <w:szCs w:val="24"/>
@@ -421,13 +417,12 @@
               <w:spacing w:before="36" w:after="36"/>
               <w:jc w:val="left"/>
               <w:rPr>
-                <w:sz w:val="24"/>
-                <w:szCs w:val="24"/>
+                <w:rFonts w:ascii="Liberation Serif" w:hAnsi="Liberation Serif"/>
               </w:rPr>
             </w:pPr>
             <w:r>
               <w:rPr>
-                <w:rFonts w:eastAsia="" w:cs=""/>
+                <w:rFonts w:eastAsia="" w:cs="" w:ascii="Liberation Serif" w:hAnsi="Liberation Serif"/>
                 <w:kern w:val="0"/>
                 <w:sz w:val="24"/>
                 <w:szCs w:val="24"/>
@@ -451,13 +446,12 @@
               <w:spacing w:before="36" w:after="36"/>
               <w:jc w:val="left"/>
               <w:rPr>
-                <w:sz w:val="24"/>
-                <w:szCs w:val="24"/>
+                <w:rFonts w:ascii="Liberation Serif" w:hAnsi="Liberation Serif"/>
               </w:rPr>
             </w:pPr>
             <w:r>
               <w:rPr>
-                <w:rFonts w:eastAsia="" w:cs=""/>
+                <w:rFonts w:eastAsia="" w:cs="" w:ascii="Liberation Serif" w:hAnsi="Liberation Serif"/>
                 <w:kern w:val="0"/>
                 <w:sz w:val="24"/>
                 <w:szCs w:val="24"/>
@@ -473,28 +467,60 @@
       <w:pPr>
         <w:pStyle w:val="ImageCaption"/>
         <w:rPr>
+          <w:rFonts w:ascii="Liberation Serif" w:hAnsi="Liberation Serif"/>
+        </w:rPr>
+      </w:pPr>
+      <w:r>
+        <w:rPr>
+          <w:rFonts w:ascii="Liberation Serif" w:hAnsi="Liberation Serif"/>
           <w:sz w:val="24"/>
           <w:szCs w:val="24"/>
         </w:rPr>
-      </w:pPr>
-      <w:r>
-        <w:rPr>
+        <w:t>Image Caption</w:t>
+      </w:r>
+    </w:p>
+    <w:p>
+      <w:pPr>
+        <w:pStyle w:val="DefinitionTerm"/>
+        <w:rPr>
+          <w:rFonts w:ascii="Liberation Serif" w:hAnsi="Liberation Serif"/>
+        </w:rPr>
+      </w:pPr>
+      <w:r>
+        <w:rPr>
+          <w:rFonts w:ascii="Liberation Serif" w:hAnsi="Liberation Serif"/>
           <w:sz w:val="24"/>
           <w:szCs w:val="24"/>
         </w:rPr>
-        <w:t>Image Caption</w:t>
-      </w:r>
-    </w:p>
-    <w:p>
-      <w:pPr>
-        <w:pStyle w:val="DefinitionTerm"/>
-        <w:rPr>
+        <w:t>DefinitionTerm</w:t>
+      </w:r>
+    </w:p>
+    <w:p>
+      <w:pPr>
+        <w:pStyle w:val="Definition"/>
+        <w:rPr>
+          <w:rFonts w:ascii="Liberation Serif" w:hAnsi="Liberation Serif"/>
+        </w:rPr>
+      </w:pPr>
+      <w:r>
+        <w:rPr>
+          <w:rFonts w:ascii="Liberation Serif" w:hAnsi="Liberation Serif"/>
           <w:sz w:val="24"/>
           <w:szCs w:val="24"/>
         </w:rPr>
-      </w:pPr>
-      <w:r>
-        <w:rPr>
+        <w:t>Definition</w:t>
+      </w:r>
+    </w:p>
+    <w:p>
+      <w:pPr>
+        <w:pStyle w:val="DefinitionTerm"/>
+        <w:rPr>
+          <w:rFonts w:ascii="Liberation Serif" w:hAnsi="Liberation Serif"/>
+        </w:rPr>
+      </w:pPr>
+      <w:r>
+        <w:rPr>
+          <w:rFonts w:ascii="Liberation Serif" w:hAnsi="Liberation Serif"/>
           <w:sz w:val="24"/>
           <w:szCs w:val="24"/>
         </w:rPr>
@@ -504,46 +530,14 @@
     <w:p>
       <w:pPr>
         <w:pStyle w:val="Definition"/>
-        <w:rPr>
-          <w:sz w:val="24"/>
-          <w:szCs w:val="24"/>
-        </w:rPr>
-      </w:pPr>
-      <w:r>
-        <w:rPr>
-          <w:sz w:val="24"/>
-          <w:szCs w:val="24"/>
-        </w:rPr>
-        <w:t>Definition</w:t>
-      </w:r>
-    </w:p>
-    <w:p>
-      <w:pPr>
-        <w:pStyle w:val="DefinitionTerm"/>
-        <w:rPr>
-          <w:sz w:val="24"/>
-          <w:szCs w:val="24"/>
-        </w:rPr>
-      </w:pPr>
-      <w:r>
-        <w:rPr>
-          <w:sz w:val="24"/>
-          <w:szCs w:val="24"/>
-        </w:rPr>
-        <w:t>DefinitionTerm</w:t>
-      </w:r>
-    </w:p>
-    <w:p>
-      <w:pPr>
-        <w:pStyle w:val="Definition"/>
         <w:spacing w:before="0" w:after="200"/>
         <w:rPr>
-          <w:sz w:val="24"/>
-          <w:szCs w:val="24"/>
-        </w:rPr>
-      </w:pPr>
-      <w:r>
-        <w:rPr>
+          <w:rFonts w:ascii="Liberation Serif" w:hAnsi="Liberation Serif"/>
+        </w:rPr>
+      </w:pPr>
+      <w:r>
+        <w:rPr>
+          <w:rFonts w:ascii="Liberation Serif" w:hAnsi="Liberation Serif"/>
           <w:sz w:val="24"/>
           <w:szCs w:val="24"/>
         </w:rPr>
@@ -668,6 +662,233 @@
       <w:outlineLvl w:val="0"/>
     </w:pPr>
     <w:rPr>
+      <w:rFonts w:ascii="Liberation Serif" w:hAnsi="Liberation Serif" w:eastAsia="" w:cs="" w:cstheme="majorBidi" w:eastAsiaTheme="majorEastAsia"/>
+      <w:b/>
+      <w:bCs/>
+      <w:color w:themeColor="accent1" w:themeShade="bf" w:val="0F4761"/>
+      <w:sz w:val="32"/>
+      <w:szCs w:val="32"/>
+    </w:rPr>
+  </w:style>
+  <w:style w:type="paragraph" w:styleId="Heading2">
+    <w:name w:val="heading 2"/>
+    <w:basedOn w:val="Normal"/>
+    <w:next w:val="BodyText"/>
+    <w:link w:val="Heading2Char"/>
+    <w:uiPriority w:val="9"/>
+    <w:semiHidden/>
+    <w:unhideWhenUsed/>
+    <w:qFormat/>
+    <w:rsid w:val="23217492"/>
+    <w:pPr>
+      <w:keepNext w:val="true"/>
+      <w:keepLines/>
+      <w:spacing w:before="160" w:after="80"/>
+      <w:outlineLvl w:val="1"/>
+    </w:pPr>
+    <w:rPr>
+      <w:rFonts w:ascii="Liberation Serif" w:hAnsi="Liberation Serif" w:eastAsia="" w:cs="" w:cstheme="majorBidi" w:eastAsiaTheme="majorEastAsia"/>
+      <w:b/>
+      <w:bCs/>
+      <w:color w:themeColor="accent1" w:themeShade="bf" w:val="0F4761"/>
+      <w:sz w:val="32"/>
+      <w:szCs w:val="32"/>
+    </w:rPr>
+  </w:style>
+  <w:style w:type="paragraph" w:styleId="Heading3">
+    <w:name w:val="heading 3"/>
+    <w:basedOn w:val="Normal"/>
+    <w:next w:val="BodyText"/>
+    <w:link w:val="Heading3Char"/>
+    <w:uiPriority w:val="9"/>
+    <w:semiHidden/>
+    <w:unhideWhenUsed/>
+    <w:qFormat/>
+    <w:rsid w:val="23217492"/>
+    <w:pPr>
+      <w:keepNext w:val="true"/>
+      <w:keepLines/>
+      <w:spacing w:before="160" w:after="80"/>
+      <w:outlineLvl w:val="2"/>
+    </w:pPr>
+    <w:rPr>
+      <w:rFonts w:ascii="Aptos" w:hAnsi="Aptos" w:eastAsia="" w:cs="" w:asciiTheme="minorAscii" w:cstheme="majorBidi" w:eastAsiaTheme="majorEastAsia" w:hAnsiTheme="minorAscii"/>
+      <w:color w:themeColor="accent1" w:themeShade="bf" w:val="0F4761"/>
+      <w:sz w:val="24"/>
+      <w:szCs w:val="24"/>
+    </w:rPr>
+  </w:style>
+  <w:style w:type="paragraph" w:styleId="Heading4">
+    <w:name w:val="heading 4"/>
+    <w:basedOn w:val="Normal"/>
+    <w:next w:val="BodyText"/>
+    <w:link w:val="Heading4Char"/>
+    <w:uiPriority w:val="9"/>
+    <w:semiHidden/>
+    <w:unhideWhenUsed/>
+    <w:qFormat/>
+    <w:rsid w:val="00a10fd9"/>
+    <w:pPr>
+      <w:keepNext w:val="true"/>
+      <w:keepLines/>
+      <w:spacing w:before="80" w:after="40"/>
+      <w:outlineLvl w:val="3"/>
+    </w:pPr>
+    <w:rPr>
+      <w:rFonts w:eastAsia="" w:cs="" w:cstheme="majorBidi" w:eastAsiaTheme="majorEastAsia"/>
+      <w:i/>
+      <w:iCs/>
+      <w:color w:themeColor="accent1" w:themeShade="bf" w:val="0F4761"/>
+    </w:rPr>
+  </w:style>
+  <w:style w:type="paragraph" w:styleId="Heading5">
+    <w:name w:val="heading 5"/>
+    <w:basedOn w:val="Normal"/>
+    <w:next w:val="BodyText"/>
+    <w:link w:val="Heading5Char"/>
+    <w:uiPriority w:val="9"/>
+    <w:semiHidden/>
+    <w:unhideWhenUsed/>
+    <w:qFormat/>
+    <w:rsid w:val="00a10fd9"/>
+    <w:pPr>
+      <w:keepNext w:val="true"/>
+      <w:keepLines/>
+      <w:spacing w:before="80" w:after="40"/>
+      <w:outlineLvl w:val="4"/>
+    </w:pPr>
+    <w:rPr>
+      <w:rFonts w:eastAsia="" w:cs="" w:cstheme="majorBidi" w:eastAsiaTheme="majorEastAsia"/>
+      <w:color w:themeColor="accent1" w:themeShade="bf" w:val="0F4761"/>
+    </w:rPr>
+  </w:style>
+  <w:style w:type="paragraph" w:styleId="Heading6">
+    <w:name w:val="heading 6"/>
+    <w:basedOn w:val="Normal"/>
+    <w:next w:val="BodyText"/>
+    <w:link w:val="Heading6Char"/>
+    <w:uiPriority w:val="9"/>
+    <w:semiHidden/>
+    <w:unhideWhenUsed/>
+    <w:qFormat/>
+    <w:rsid w:val="00a10fd9"/>
+    <w:pPr>
+      <w:keepNext w:val="true"/>
+      <w:keepLines/>
+      <w:spacing w:before="40" w:after="0"/>
+      <w:outlineLvl w:val="5"/>
+    </w:pPr>
+    <w:rPr>
+      <w:rFonts w:eastAsia="" w:cs="" w:cstheme="majorBidi" w:eastAsiaTheme="majorEastAsia"/>
+      <w:i/>
+      <w:iCs/>
+      <w:color w:themeColor="text1" w:themeTint="a6" w:val="595959"/>
+    </w:rPr>
+  </w:style>
+  <w:style w:type="paragraph" w:styleId="Heading7">
+    <w:name w:val="heading 7"/>
+    <w:basedOn w:val="Normal"/>
+    <w:next w:val="BodyText"/>
+    <w:link w:val="Heading7Char"/>
+    <w:uiPriority w:val="9"/>
+    <w:semiHidden/>
+    <w:unhideWhenUsed/>
+    <w:qFormat/>
+    <w:rsid w:val="00a10fd9"/>
+    <w:pPr>
+      <w:keepNext w:val="true"/>
+      <w:keepLines/>
+      <w:spacing w:before="40" w:after="0"/>
+      <w:outlineLvl w:val="6"/>
+    </w:pPr>
+    <w:rPr>
+      <w:rFonts w:eastAsia="" w:cs="" w:cstheme="majorBidi" w:eastAsiaTheme="majorEastAsia"/>
+      <w:color w:themeColor="text1" w:themeTint="a6" w:val="595959"/>
+    </w:rPr>
+  </w:style>
+  <w:style w:type="paragraph" w:styleId="Heading8">
+    <w:name w:val="heading 8"/>
+    <w:basedOn w:val="Normal"/>
+    <w:next w:val="BodyText"/>
+    <w:link w:val="Heading8Char"/>
+    <w:uiPriority w:val="9"/>
+    <w:semiHidden/>
+    <w:unhideWhenUsed/>
+    <w:qFormat/>
+    <w:rsid w:val="00a10fd9"/>
+    <w:pPr>
+      <w:keepNext w:val="true"/>
+      <w:keepLines/>
+      <w:spacing w:before="0" w:after="0"/>
+      <w:outlineLvl w:val="7"/>
+    </w:pPr>
+    <w:rPr>
+      <w:rFonts w:eastAsia="" w:cs="" w:cstheme="majorBidi" w:eastAsiaTheme="majorEastAsia"/>
+      <w:i/>
+      <w:iCs/>
+      <w:color w:themeColor="text1" w:themeTint="d8" w:val="272727"/>
+    </w:rPr>
+  </w:style>
+  <w:style w:type="paragraph" w:styleId="Heading9">
+    <w:name w:val="heading 9"/>
+    <w:basedOn w:val="Normal"/>
+    <w:next w:val="BodyText"/>
+    <w:link w:val="Heading9Char"/>
+    <w:uiPriority w:val="9"/>
+    <w:semiHidden/>
+    <w:unhideWhenUsed/>
+    <w:qFormat/>
+    <w:rsid w:val="00a10fd9"/>
+    <w:pPr>
+      <w:keepNext w:val="true"/>
+      <w:keepLines/>
+      <w:spacing w:before="0" w:after="0"/>
+      <w:outlineLvl w:val="8"/>
+    </w:pPr>
+    <w:rPr>
+      <w:rFonts w:eastAsia="" w:cs="" w:cstheme="majorBidi" w:eastAsiaTheme="majorEastAsia"/>
+      <w:color w:themeColor="text1" w:themeTint="d8" w:val="272727"/>
+    </w:rPr>
+  </w:style>
+  <w:style w:type="character" w:styleId="TitleChar" w:customStyle="1">
+    <w:name w:val="Title Char"/>
+    <w:basedOn w:val="DefaultParagraphFont"/>
+    <w:link w:val="Title"/>
+    <w:uiPriority w:val="10"/>
+    <w:qFormat/>
+    <w:rsid w:val="23217492"/>
+    <w:rPr>
+      <w:rFonts w:ascii="Aptos Display" w:hAnsi="Aptos Display" w:eastAsia="" w:cs="" w:asciiTheme="majorAscii" w:cstheme="majorBidi" w:eastAsiaTheme="majorEastAsia" w:hAnsiTheme="majorAscii"/>
+      <w:b/>
+      <w:bCs/>
+      <w:sz w:val="32"/>
+      <w:szCs w:val="32"/>
+    </w:rPr>
+  </w:style>
+  <w:style w:type="character" w:styleId="SubtitleChar" w:customStyle="1">
+    <w:name w:val="Subtitle Char"/>
+    <w:basedOn w:val="DefaultParagraphFont"/>
+    <w:link w:val="Subtitle"/>
+    <w:uiPriority w:val="11"/>
+    <w:qFormat/>
+    <w:rsid w:val="23217492"/>
+    <w:rPr>
+      <w:rFonts w:ascii="Aptos Display" w:hAnsi="Aptos Display" w:eastAsia="" w:cs="" w:asciiTheme="majorAscii" w:cstheme="majorBidi" w:eastAsiaTheme="majorEastAsia" w:hAnsiTheme="majorAscii"/>
+      <w:b/>
+      <w:bCs/>
+      <w:color w:themeColor="text1" w:themeTint="a6" w:val="595959"/>
+      <w:sz w:val="24"/>
+      <w:szCs w:val="24"/>
+    </w:rPr>
+  </w:style>
+  <w:style w:type="character" w:styleId="Heading1Char" w:customStyle="1">
+    <w:name w:val="Heading 1 Char"/>
+    <w:basedOn w:val="DefaultParagraphFont"/>
+    <w:link w:val="Heading1"/>
+    <w:uiPriority w:val="9"/>
+    <w:qFormat/>
+    <w:rsid w:val="23217492"/>
+    <w:rPr>
       <w:rFonts w:ascii="Aptos Display" w:hAnsi="Aptos Display" w:eastAsia="" w:cs="" w:asciiTheme="majorAscii" w:cstheme="majorBidi" w:eastAsiaTheme="majorEastAsia" w:hAnsiTheme="majorAscii"/>
       <w:b/>
       <w:bCs/>
@@ -676,22 +897,14 @@
       <w:szCs w:val="32"/>
     </w:rPr>
   </w:style>
-  <w:style w:type="paragraph" w:styleId="Heading2">
-    <w:name w:val="heading 2"/>
-    <w:basedOn w:val="Normal"/>
-    <w:next w:val="BodyText"/>
-    <w:link w:val="Heading2Char"/>
+  <w:style w:type="character" w:styleId="Heading2Char" w:customStyle="1">
+    <w:name w:val="Heading 2 Char"/>
+    <w:basedOn w:val="DefaultParagraphFont"/>
+    <w:link w:val="Heading2"/>
     <w:uiPriority w:val="9"/>
     <w:semiHidden/>
-    <w:unhideWhenUsed/>
-    <w:qFormat/>
-    <w:rsid w:val="23217492"/>
-    <w:pPr>
-      <w:keepNext w:val="true"/>
-      <w:keepLines/>
-      <w:spacing w:before="160" w:after="80"/>
-      <w:outlineLvl w:val="1"/>
-    </w:pPr>
+    <w:qFormat/>
+    <w:rsid w:val="23217492"/>
     <w:rPr>
       <w:rFonts w:ascii="Aptos Display" w:hAnsi="Aptos Display" w:eastAsia="" w:cs="" w:asciiTheme="majorAscii" w:cstheme="majorBidi" w:eastAsiaTheme="majorEastAsia" w:hAnsiTheme="majorAscii"/>
       <w:b/>
@@ -701,22 +914,14 @@
       <w:szCs w:val="32"/>
     </w:rPr>
   </w:style>
-  <w:style w:type="paragraph" w:styleId="Heading3">
-    <w:name w:val="heading 3"/>
-    <w:basedOn w:val="Normal"/>
-    <w:next w:val="BodyText"/>
-    <w:link w:val="Heading3Char"/>
+  <w:style w:type="character" w:styleId="Heading3Char" w:customStyle="1">
+    <w:name w:val="Heading 3 Char"/>
+    <w:basedOn w:val="DefaultParagraphFont"/>
+    <w:link w:val="Heading3"/>
     <w:uiPriority w:val="9"/>
     <w:semiHidden/>
-    <w:unhideWhenUsed/>
-    <w:qFormat/>
-    <w:rsid w:val="23217492"/>
-    <w:pPr>
-      <w:keepNext w:val="true"/>
-      <w:keepLines/>
-      <w:spacing w:before="160" w:after="80"/>
-      <w:outlineLvl w:val="2"/>
-    </w:pPr>
+    <w:qFormat/>
+    <w:rsid w:val="23217492"/>
     <w:rPr>
       <w:rFonts w:ascii="Aptos" w:hAnsi="Aptos" w:eastAsia="" w:cs="" w:asciiTheme="minorAscii" w:cstheme="majorBidi" w:eastAsiaTheme="majorEastAsia" w:hAnsiTheme="minorAscii"/>
       <w:color w:themeColor="accent1" w:themeShade="bf" w:val="0F4761"/>
@@ -724,22 +929,14 @@
       <w:szCs w:val="24"/>
     </w:rPr>
   </w:style>
-  <w:style w:type="paragraph" w:styleId="Heading4">
-    <w:name w:val="heading 4"/>
-    <w:basedOn w:val="Normal"/>
-    <w:next w:val="BodyText"/>
-    <w:link w:val="Heading4Char"/>
+  <w:style w:type="character" w:styleId="Heading4Char" w:customStyle="1">
+    <w:name w:val="Heading 4 Char"/>
+    <w:basedOn w:val="DefaultParagraphFont"/>
+    <w:link w:val="Heading4"/>
     <w:uiPriority w:val="9"/>
     <w:semiHidden/>
-    <w:unhideWhenUsed/>
     <w:qFormat/>
     <w:rsid w:val="00a10fd9"/>
-    <w:pPr>
-      <w:keepNext w:val="true"/>
-      <w:keepLines/>
-      <w:spacing w:before="80" w:after="40"/>
-      <w:outlineLvl w:val="3"/>
-    </w:pPr>
     <w:rPr>
       <w:rFonts w:eastAsia="" w:cs="" w:cstheme="majorBidi" w:eastAsiaTheme="majorEastAsia"/>
       <w:i/>
@@ -747,43 +944,27 @@
       <w:color w:themeColor="accent1" w:themeShade="bf" w:val="0F4761"/>
     </w:rPr>
   </w:style>
-  <w:style w:type="paragraph" w:styleId="Heading5">
-    <w:name w:val="heading 5"/>
-    <w:basedOn w:val="Normal"/>
-    <w:next w:val="BodyText"/>
-    <w:link w:val="Heading5Char"/>
+  <w:style w:type="character" w:styleId="Heading5Char" w:customStyle="1">
+    <w:name w:val="Heading 5 Char"/>
+    <w:basedOn w:val="DefaultParagraphFont"/>
+    <w:link w:val="Heading5"/>
     <w:uiPriority w:val="9"/>
     <w:semiHidden/>
-    <w:unhideWhenUsed/>
     <w:qFormat/>
     <w:rsid w:val="00a10fd9"/>
-    <w:pPr>
-      <w:keepNext w:val="true"/>
-      <w:keepLines/>
-      <w:spacing w:before="80" w:after="40"/>
-      <w:outlineLvl w:val="4"/>
-    </w:pPr>
     <w:rPr>
       <w:rFonts w:eastAsia="" w:cs="" w:cstheme="majorBidi" w:eastAsiaTheme="majorEastAsia"/>
       <w:color w:themeColor="accent1" w:themeShade="bf" w:val="0F4761"/>
     </w:rPr>
   </w:style>
-  <w:style w:type="paragraph" w:styleId="Heading6">
-    <w:name w:val="heading 6"/>
-    <w:basedOn w:val="Normal"/>
-    <w:next w:val="BodyText"/>
-    <w:link w:val="Heading6Char"/>
+  <w:style w:type="character" w:styleId="Heading6Char" w:customStyle="1">
+    <w:name w:val="Heading 6 Char"/>
+    <w:basedOn w:val="DefaultParagraphFont"/>
+    <w:link w:val="Heading6"/>
     <w:uiPriority w:val="9"/>
     <w:semiHidden/>
-    <w:unhideWhenUsed/>
     <w:qFormat/>
     <w:rsid w:val="00a10fd9"/>
-    <w:pPr>
-      <w:keepNext w:val="true"/>
-      <w:keepLines/>
-      <w:spacing w:before="40" w:after="0"/>
-      <w:outlineLvl w:val="5"/>
-    </w:pPr>
     <w:rPr>
       <w:rFonts w:eastAsia="" w:cs="" w:cstheme="majorBidi" w:eastAsiaTheme="majorEastAsia"/>
       <w:i/>
@@ -791,43 +972,27 @@
       <w:color w:themeColor="text1" w:themeTint="a6" w:val="595959"/>
     </w:rPr>
   </w:style>
-  <w:style w:type="paragraph" w:styleId="Heading7">
-    <w:name w:val="heading 7"/>
-    <w:basedOn w:val="Normal"/>
-    <w:next w:val="BodyText"/>
-    <w:link w:val="Heading7Char"/>
+  <w:style w:type="character" w:styleId="Heading7Char" w:customStyle="1">
+    <w:name w:val="Heading 7 Char"/>
+    <w:basedOn w:val="DefaultParagraphFont"/>
+    <w:link w:val="Heading7"/>
     <w:uiPriority w:val="9"/>
     <w:semiHidden/>
-    <w:unhideWhenUsed/>
     <w:qFormat/>
     <w:rsid w:val="00a10fd9"/>
-    <w:pPr>
-      <w:keepNext w:val="true"/>
-      <w:keepLines/>
-      <w:spacing w:before="40" w:after="0"/>
-      <w:outlineLvl w:val="6"/>
-    </w:pPr>
     <w:rPr>
       <w:rFonts w:eastAsia="" w:cs="" w:cstheme="majorBidi" w:eastAsiaTheme="majorEastAsia"/>
       <w:color w:themeColor="text1" w:themeTint="a6" w:val="595959"/>
     </w:rPr>
   </w:style>
-  <w:style w:type="paragraph" w:styleId="Heading8">
-    <w:name w:val="heading 8"/>
-    <w:basedOn w:val="Normal"/>
-    <w:next w:val="BodyText"/>
-    <w:link w:val="Heading8Char"/>
+  <w:style w:type="character" w:styleId="Heading8Char" w:customStyle="1">
+    <w:name w:val="Heading 8 Char"/>
+    <w:basedOn w:val="DefaultParagraphFont"/>
+    <w:link w:val="Heading8"/>
     <w:uiPriority w:val="9"/>
     <w:semiHidden/>
-    <w:unhideWhenUsed/>
     <w:qFormat/>
     <w:rsid w:val="00a10fd9"/>
-    <w:pPr>
-      <w:keepNext w:val="true"/>
-      <w:keepLines/>
-      <w:spacing w:before="0" w:after="0"/>
-      <w:outlineLvl w:val="7"/>
-    </w:pPr>
     <w:rPr>
       <w:rFonts w:eastAsia="" w:cs="" w:cstheme="majorBidi" w:eastAsiaTheme="majorEastAsia"/>
       <w:i/>
@@ -835,177 +1000,6 @@
       <w:color w:themeColor="text1" w:themeTint="d8" w:val="272727"/>
     </w:rPr>
   </w:style>
-  <w:style w:type="paragraph" w:styleId="Heading9">
-    <w:name w:val="heading 9"/>
-    <w:basedOn w:val="Normal"/>
-    <w:next w:val="BodyText"/>
-    <w:link w:val="Heading9Char"/>
-    <w:uiPriority w:val="9"/>
-    <w:semiHidden/>
-    <w:unhideWhenUsed/>
-    <w:qFormat/>
-    <w:rsid w:val="00a10fd9"/>
-    <w:pPr>
-      <w:keepNext w:val="true"/>
-      <w:keepLines/>
-      <w:spacing w:before="0" w:after="0"/>
-      <w:outlineLvl w:val="8"/>
-    </w:pPr>
-    <w:rPr>
-      <w:rFonts w:eastAsia="" w:cs="" w:cstheme="majorBidi" w:eastAsiaTheme="majorEastAsia"/>
-      <w:color w:themeColor="text1" w:themeTint="d8" w:val="272727"/>
-    </w:rPr>
-  </w:style>
-  <w:style w:type="character" w:styleId="TitleChar" w:customStyle="1">
-    <w:name w:val="Title Char"/>
-    <w:basedOn w:val="DefaultParagraphFont"/>
-    <w:link w:val="Title"/>
-    <w:uiPriority w:val="10"/>
-    <w:qFormat/>
-    <w:rsid w:val="23217492"/>
-    <w:rPr>
-      <w:rFonts w:ascii="Aptos Display" w:hAnsi="Aptos Display" w:eastAsia="" w:cs="" w:asciiTheme="majorAscii" w:cstheme="majorBidi" w:eastAsiaTheme="majorEastAsia" w:hAnsiTheme="majorAscii"/>
-      <w:b/>
-      <w:bCs/>
-      <w:sz w:val="32"/>
-      <w:szCs w:val="32"/>
-    </w:rPr>
-  </w:style>
-  <w:style w:type="character" w:styleId="SubtitleChar" w:customStyle="1">
-    <w:name w:val="Subtitle Char"/>
-    <w:basedOn w:val="DefaultParagraphFont"/>
-    <w:link w:val="Subtitle"/>
-    <w:uiPriority w:val="11"/>
-    <w:qFormat/>
-    <w:rsid w:val="23217492"/>
-    <w:rPr>
-      <w:rFonts w:ascii="Aptos Display" w:hAnsi="Aptos Display" w:eastAsia="" w:cs="" w:asciiTheme="majorAscii" w:cstheme="majorBidi" w:eastAsiaTheme="majorEastAsia" w:hAnsiTheme="majorAscii"/>
-      <w:b/>
-      <w:bCs/>
-      <w:color w:themeColor="text1" w:themeTint="a6" w:val="595959"/>
-      <w:sz w:val="24"/>
-      <w:szCs w:val="24"/>
-    </w:rPr>
-  </w:style>
-  <w:style w:type="character" w:styleId="Heading1Char" w:customStyle="1">
-    <w:name w:val="Heading 1 Char"/>
-    <w:basedOn w:val="DefaultParagraphFont"/>
-    <w:link w:val="Heading1"/>
-    <w:uiPriority w:val="9"/>
-    <w:qFormat/>
-    <w:rsid w:val="23217492"/>
-    <w:rPr>
-      <w:rFonts w:ascii="Aptos Display" w:hAnsi="Aptos Display" w:eastAsia="" w:cs="" w:asciiTheme="majorAscii" w:cstheme="majorBidi" w:eastAsiaTheme="majorEastAsia" w:hAnsiTheme="majorAscii"/>
-      <w:b/>
-      <w:bCs/>
-      <w:color w:themeColor="accent1" w:themeShade="bf" w:val="0F4761"/>
-      <w:sz w:val="32"/>
-      <w:szCs w:val="32"/>
-    </w:rPr>
-  </w:style>
-  <w:style w:type="character" w:styleId="Heading2Char" w:customStyle="1">
-    <w:name w:val="Heading 2 Char"/>
-    <w:basedOn w:val="DefaultParagraphFont"/>
-    <w:link w:val="Heading2"/>
-    <w:uiPriority w:val="9"/>
-    <w:semiHidden/>
-    <w:qFormat/>
-    <w:rsid w:val="23217492"/>
-    <w:rPr>
-      <w:rFonts w:ascii="Aptos Display" w:hAnsi="Aptos Display" w:eastAsia="" w:cs="" w:asciiTheme="majorAscii" w:cstheme="majorBidi" w:eastAsiaTheme="majorEastAsia" w:hAnsiTheme="majorAscii"/>
-      <w:b/>
-      <w:bCs/>
-      <w:color w:themeColor="accent1" w:themeShade="bf" w:val="0F4761"/>
-      <w:sz w:val="32"/>
-      <w:szCs w:val="32"/>
-    </w:rPr>
-  </w:style>
-  <w:style w:type="character" w:styleId="Heading3Char" w:customStyle="1">
-    <w:name w:val="Heading 3 Char"/>
-    <w:basedOn w:val="DefaultParagraphFont"/>
-    <w:link w:val="Heading3"/>
-    <w:uiPriority w:val="9"/>
-    <w:semiHidden/>
-    <w:qFormat/>
-    <w:rsid w:val="23217492"/>
-    <w:rPr>
-      <w:rFonts w:ascii="Aptos" w:hAnsi="Aptos" w:eastAsia="" w:cs="" w:asciiTheme="minorAscii" w:cstheme="majorBidi" w:eastAsiaTheme="majorEastAsia" w:hAnsiTheme="minorAscii"/>
-      <w:color w:themeColor="accent1" w:themeShade="bf" w:val="0F4761"/>
-      <w:sz w:val="24"/>
-      <w:szCs w:val="24"/>
-    </w:rPr>
-  </w:style>
-  <w:style w:type="character" w:styleId="Heading4Char" w:customStyle="1">
-    <w:name w:val="Heading 4 Char"/>
-    <w:basedOn w:val="DefaultParagraphFont"/>
-    <w:link w:val="Heading4"/>
-    <w:uiPriority w:val="9"/>
-    <w:semiHidden/>
-    <w:qFormat/>
-    <w:rsid w:val="00a10fd9"/>
-    <w:rPr>
-      <w:rFonts w:eastAsia="" w:cs="" w:cstheme="majorBidi" w:eastAsiaTheme="majorEastAsia"/>
-      <w:i/>
-      <w:iCs/>
-      <w:color w:themeColor="accent1" w:themeShade="bf" w:val="0F4761"/>
-    </w:rPr>
-  </w:style>
-  <w:style w:type="character" w:styleId="Heading5Char" w:customStyle="1">
-    <w:name w:val="Heading 5 Char"/>
-    <w:basedOn w:val="DefaultParagraphFont"/>
-    <w:link w:val="Heading5"/>
-    <w:uiPriority w:val="9"/>
-    <w:semiHidden/>
-    <w:qFormat/>
-    <w:rsid w:val="00a10fd9"/>
-    <w:rPr>
-      <w:rFonts w:eastAsia="" w:cs="" w:cstheme="majorBidi" w:eastAsiaTheme="majorEastAsia"/>
-      <w:color w:themeColor="accent1" w:themeShade="bf" w:val="0F4761"/>
-    </w:rPr>
-  </w:style>
-  <w:style w:type="character" w:styleId="Heading6Char" w:customStyle="1">
-    <w:name w:val="Heading 6 Char"/>
-    <w:basedOn w:val="DefaultParagraphFont"/>
-    <w:link w:val="Heading6"/>
-    <w:uiPriority w:val="9"/>
-    <w:semiHidden/>
-    <w:qFormat/>
-    <w:rsid w:val="00a10fd9"/>
-    <w:rPr>
-      <w:rFonts w:eastAsia="" w:cs="" w:cstheme="majorBidi" w:eastAsiaTheme="majorEastAsia"/>
-      <w:i/>
-      <w:iCs/>
-      <w:color w:themeColor="text1" w:themeTint="a6" w:val="595959"/>
-    </w:rPr>
-  </w:style>
-  <w:style w:type="character" w:styleId="Heading7Char" w:customStyle="1">
-    <w:name w:val="Heading 7 Char"/>
-    <w:basedOn w:val="DefaultParagraphFont"/>
-    <w:link w:val="Heading7"/>
-    <w:uiPriority w:val="9"/>
-    <w:semiHidden/>
-    <w:qFormat/>
-    <w:rsid w:val="00a10fd9"/>
-    <w:rPr>
-      <w:rFonts w:eastAsia="" w:cs="" w:cstheme="majorBidi" w:eastAsiaTheme="majorEastAsia"/>
-      <w:color w:themeColor="text1" w:themeTint="a6" w:val="595959"/>
-    </w:rPr>
-  </w:style>
-  <w:style w:type="character" w:styleId="Heading8Char" w:customStyle="1">
-    <w:name w:val="Heading 8 Char"/>
-    <w:basedOn w:val="DefaultParagraphFont"/>
-    <w:link w:val="Heading8"/>
-    <w:uiPriority w:val="9"/>
-    <w:semiHidden/>
-    <w:qFormat/>
-    <w:rsid w:val="00a10fd9"/>
-    <w:rPr>
-      <w:rFonts w:eastAsia="" w:cs="" w:cstheme="majorBidi" w:eastAsiaTheme="majorEastAsia"/>
-      <w:i/>
-      <w:iCs/>
-      <w:color w:themeColor="text1" w:themeTint="d8" w:val="272727"/>
-    </w:rPr>
-  </w:style>
   <w:style w:type="character" w:styleId="Heading9Char" w:customStyle="1">
     <w:name w:val="Heading 9 Char"/>
     <w:basedOn w:val="DefaultParagraphFont"/>
@@ -1047,16 +1041,15 @@
     <w:qFormat/>
     <w:rPr/>
   </w:style>
+  <w:style w:type="character" w:styleId="FootnoteCharacters">
+    <w:name w:val="Footnote Characters"/>
+    <w:qFormat/>
+    <w:rPr>
+      <w:vertAlign w:val="superscript"/>
+    </w:rPr>
+  </w:style>
   <w:style w:type="character" w:styleId="FootnoteCharactersuser">
     <w:name w:val="Footnote Characters (user)"/>
-    <w:basedOn w:val="BodyTextChar"/>
-    <w:qFormat/>
-    <w:rPr>
-      <w:vertAlign w:val="superscript"/>
-    </w:rPr>
-  </w:style>
-  <w:style w:type="character" w:styleId="FootnoteCharacters">
-    <w:name w:val="Footnote Characters"/>
     <w:qFormat/>
     <w:rPr>
       <w:vertAlign w:val="superscript"/>
@@ -1156,6 +1149,13 @@
       <w:szCs w:val="20"/>
     </w:rPr>
   </w:style>
+  <w:style w:type="character" w:styleId="EndnoteCharactersuser">
+    <w:name w:val="Endnote Characters (user)"/>
+    <w:qFormat/>
+    <w:rPr>
+      <w:vertAlign w:val="superscript"/>
+    </w:rPr>
+  </w:style>
   <w:style w:type="character" w:styleId="EndnoteCharacters">
     <w:name w:val="Endnote Characters"/>
     <w:qFormat/>
@@ -1169,11 +1169,6 @@
       <w:vertAlign w:val="superscript"/>
     </w:rPr>
   </w:style>
-  <w:style w:type="character" w:styleId="EndnoteCharactersuser">
-    <w:name w:val="Endnote Characters (user)"/>
-    <w:qFormat/>
-    <w:rPr/>
-  </w:style>
   <w:style w:type="paragraph" w:styleId="Heading">
     <w:name w:val="Heading"/>
     <w:basedOn w:val="Normal"/>
@@ -1184,7 +1179,7 @@
       <w:spacing w:before="240" w:after="120"/>
     </w:pPr>
     <w:rPr>
-      <w:rFonts w:ascii="Liberation Sans" w:hAnsi="Liberation Sans" w:eastAsia="Nunito ExtraLight" w:cs="Nunito ExtraLight"/>
+      <w:rFonts w:ascii="Liberation Serif" w:hAnsi="Liberation Serif" w:eastAsia="Nunito ExtraLight" w:cs="Nunito ExtraLight"/>
       <w:sz w:val="28"/>
       <w:szCs w:val="28"/>
     </w:rPr>
@@ -1265,7 +1260,7 @@
       <w:jc w:val="left"/>
     </w:pPr>
     <w:rPr>
-      <w:rFonts w:ascii="Aptos Display" w:hAnsi="Aptos Display" w:eastAsia="" w:cs="" w:asciiTheme="majorAscii" w:cstheme="majorBidi" w:eastAsiaTheme="majorEastAsia" w:hAnsiTheme="majorAscii"/>
+      <w:rFonts w:ascii="Liberation Serif" w:hAnsi="Liberation Serif" w:eastAsia="" w:cs="" w:cstheme="majorBidi" w:eastAsiaTheme="majorEastAsia"/>
       <w:b/>
       <w:bCs/>
       <w:sz w:val="32"/>
